--- a/fase 2/Evidencias Grupales/2.6_GuiaEstudiante_Fase 2_Informe Final Proyecto APT (Español).docx
+++ b/fase 2/Evidencias Grupales/2.6_GuiaEstudiante_Fase 2_Informe Final Proyecto APT (Español).docx
@@ -704,7 +704,7 @@
                 <w:sz w:val="17"/>
                 <w:szCs w:val="17"/>
               </w:rPr>
-              <w:t xml:space="preserve">Guía de instalación y ejecución</w:t>
+              <w:t xml:space="preserve">Portal Cliente desplegado en Vercel (capturas del tablero y tickets) y guía de instalación y ejecución</w:t>
             </w:r>
           </w:p>
         </w:tc>
@@ -990,7 +990,7 @@
         <w:t xml:space="preserve">Luis Ibáñez:</w:t>
       </w:r>
       <w:r>
-        <w:t xml:space="preserve"> [PENDING: individual reflection written by Luis]</w:t>
+        <w:t xml:space="preserve"> This phase taught me that perfectionism can turn into paralysis. For several weeks I tried to understand the whole project before starting, and my progress fell behind. I was honest about this with my team and with our stakeholder, and that was the turning point. I stopped only reading documentation and started working directly on the real system: updating the data model, the diagrams and the test documentation. In that process I found concrete errors, which showed me that quality assurance is about questioning what we assume is correct. For the next phase, my goal is to work with consistency, deliver small and frequent contributions, and make my work visible to my team.</w:t>
       </w:r>
     </w:p>
     <w:p>

--- a/fase 2/Evidencias Grupales/2.6_GuiaEstudiante_Fase 2_Informe Final Proyecto APT (Español).docx
+++ b/fase 2/Evidencias Grupales/2.6_GuiaEstudiante_Fase 2_Informe Final Proyecto APT (Español).docx
@@ -85,7 +85,7 @@
         <w:t xml:space="preserve">ESPAÑOL:</w:t>
       </w:r>
       <w:r>
-        <w:t xml:space="preserve"> KalliCode es un ecosistema de software agéntico que lleva tickets de clientes corporativos desde su ingreso hasta producción, con aprobaciones humanas en los puntos críticos y aislamiento estricto de los datos de cada cliente. Este proyecto aborda la plataforma de calidad transversal del programa: un entorno de pruebas local reproducible, integración continua con puertas de calidad obligatorias y suites automatizadas que verifican el aislamiento multi-tenant mediante Row Level Security en PostgreSQL, la seguridad de autenticación y autorización, y la integridad de las migraciones. Al cierre de este corte se completaron 23 de 72 tickets (32 % del backlog), se reconstruyó el modelo de datos desde el sistema real (60 tablas) y el análisis del código produjo siete hallazgos de calidad documentados, incluido un defecto no detectado por las pruebas existentes.</w:t>
+        <w:t xml:space="preserve"> KalliCode es un ecosistema de software agéntico que lleva tickets de clientes corporativos desde su ingreso hasta producción, con aprobaciones humanas en los puntos críticos y aislamiento estricto de los datos de cada cliente. Este proyecto aborda la plataforma de calidad transversal del programa: un entorno de pruebas local reproducible, integración continua con puertas de calidad obligatorias y suites automatizadas que verifican el aislamiento multi-tenant mediante Row Level Security en PostgreSQL, la seguridad de autenticación y autorización, y la integridad de las migraciones. Al cierre de este corte se completaron 23 de 72 tickets (32 % del backlog), se reconstruyó el modelo de datos desde el sistema real (60 tablas) y el análisis del código produjo siete hallazgos de calidad documentados, incluido un defecto no detectado por las pruebas existentes. La suite automatizada del equipo se ejecutó completa con 62 de 62 pruebas aprobadas y una cobertura del 89,7 %.</w:t>
       </w:r>
     </w:p>
     <w:p>
@@ -100,7 +100,7 @@
         <w:t xml:space="preserve">ENGLISH:</w:t>
       </w:r>
       <w:r>
-        <w:t xml:space="preserve"> KalliCode is an agentic software ecosystem that takes corporate clients’ tickets from intake to production, with human approvals at critical points and strict isolation of each client’s data. This project addresses the program’s cross-cutting quality platform: a reproducible local test environment, continuous integration with mandatory quality gates, and automated suites that verify multi-tenant isolation through PostgreSQL Row Level Security, authentication and authorization security, and migration integrity. As of this checkpoint, 23 of 72 tickets were completed (32% of the backlog), the data model was rebuilt from the running system (60 tables), and code analysis produced seven documented quality findings, including a defect that existing tests failed to detect.</w:t>
+        <w:t xml:space="preserve"> KalliCode is an agentic software ecosystem that takes corporate clients’ tickets from intake to production, with human approvals at critical points and strict isolation of each client’s data. This project addresses the program’s cross-cutting quality platform: a reproducible local test environment, continuous integration with mandatory quality gates, and automated suites that verify multi-tenant isolation through PostgreSQL Row Level Security, authentication and authorization security, and migration integrity. As of this checkpoint, 23 of 72 tickets were completed (32% of the backlog), the data model was rebuilt from the running system (60 tables), and code analysis produced seven documented quality findings, including a defect that existing tests failed to detect. The team’s automated suite was fully executed, with 62 of 62 tests passing and 89.7% code coverage.</w:t>
       </w:r>
     </w:p>
     <w:p>
@@ -464,7 +464,7 @@
                 <w:sz w:val="17"/>
                 <w:szCs w:val="17"/>
               </w:rPr>
-              <w:t xml:space="preserve">Plan de pruebas, 16 casos (46 pruebas automatizadas), resultados y hallazgos H-01 a H-07</w:t>
+              <w:t xml:space="preserve">Plan de pruebas, 16 casos (46 pruebas automatizadas), resultados (62/62 aprobadas, cobertura 89,7 %) y hallazgos H-01 a H-08</w:t>
             </w:r>
           </w:p>
         </w:tc>
